--- a/dokumentacija.docx
+++ b/dokumentacija.docx
@@ -224,7 +224,7 @@
           <w:color w:val="202020"/>
           <w:sz w:val="22"/>
         </w:rPr>
-        <w:t>Studijski program: Informacione tehnologije</w:t>
+        <w:t>Studijski program: Softversko inženjerstvo</w:t>
       </w:r>
     </w:p>
     <w:p>
@@ -270,7 +270,7 @@
           <w:color w:val="202020"/>
           <w:sz w:val="21"/>
         </w:rPr>
-        <w:t>__________________</w:t>
+        <w:t>5368</w:t>
       </w:r>
     </w:p>
     <w:p>
